--- a/index.html.docx
+++ b/index.html.docx
@@ -382,6 +382,11 @@
     </w:p>
     <w:p>
       <w:r>
+        <w:t xml:space="preserve">    margin-right: 8px;</w:t>
+      </w:r>
+    </w:p>
+    <w:p>
+      <w:r>
         <w:t xml:space="preserve">  }</w:t>
       </w:r>
     </w:p>
@@ -410,6 +415,52 @@
     </w:p>
     <w:p>
       <w:r>
+        <w:t xml:space="preserve">  .</w:t>
+      </w:r>
+      <w:proofErr w:type="spellStart"/>
+      <w:r>
+        <w:t>btn-linkedin</w:t>
+      </w:r>
+      <w:proofErr w:type="spellEnd"/>
+      <w:r>
+        <w:t xml:space="preserve"> {</w:t>
+      </w:r>
+    </w:p>
+    <w:p>
+      <w:r>
+        <w:t xml:space="preserve">    background: #0A66C2;</w:t>
+      </w:r>
+    </w:p>
+    <w:p>
+      <w:r>
+        <w:t xml:space="preserve">  }</w:t>
+      </w:r>
+    </w:p>
+    <w:p>
+      <w:r>
+        <w:t xml:space="preserve">  .</w:t>
+      </w:r>
+      <w:proofErr w:type="spellStart"/>
+      <w:r>
+        <w:t>btn-linkedin:hover</w:t>
+      </w:r>
+      <w:proofErr w:type="spellEnd"/>
+      <w:r>
+        <w:t xml:space="preserve"> {</w:t>
+      </w:r>
+    </w:p>
+    <w:p>
+      <w:r>
+        <w:t xml:space="preserve">    background: #084d9a;</w:t>
+      </w:r>
+    </w:p>
+    <w:p>
+      <w:r>
+        <w:t xml:space="preserve">  }</w:t>
+      </w:r>
+    </w:p>
+    <w:p>
+      <w:r>
         <w:t xml:space="preserve">  .note {</w:t>
       </w:r>
     </w:p>
@@ -425,6 +476,7 @@
     </w:p>
     <w:p>
       <w:r>
+        <w:lastRenderedPageBreak/>
         <w:t xml:space="preserve">    background: #f8f9fa;</w:t>
       </w:r>
     </w:p>
@@ -460,155 +512,204 @@
     </w:p>
     <w:p>
       <w:r>
+        <w:t>&lt;body&gt;</w:t>
+      </w:r>
+    </w:p>
+    <w:p>
+      <w:r>
+        <w:t xml:space="preserve">  &lt;div class="container"&gt;</w:t>
+      </w:r>
+    </w:p>
+    <w:p>
+      <w:r>
+        <w:t xml:space="preserve">    &lt;h1&gt;</w:t>
+      </w:r>
+      <w:proofErr w:type="spellStart"/>
+      <w:r>
+        <w:t>Obugheni</w:t>
+      </w:r>
+      <w:proofErr w:type="spellEnd"/>
+      <w:r>
+        <w:t xml:space="preserve"> </w:t>
+      </w:r>
+      <w:proofErr w:type="spellStart"/>
+      <w:r>
+        <w:t>Polyman</w:t>
+      </w:r>
+      <w:proofErr w:type="spellEnd"/>
+      <w:r>
+        <w:t>&lt;/h1&gt;</w:t>
+      </w:r>
+    </w:p>
+    <w:p>
+      <w:r>
+        <w:t xml:space="preserve">    &lt;p class="subtitle"&gt;Environmental Management &amp; Humanitarian Specialist&lt;/p&gt;</w:t>
+      </w:r>
+    </w:p>
+    <w:p>
+      <w:r>
+        <w:t xml:space="preserve">    </w:t>
+      </w:r>
+    </w:p>
+    <w:p>
+      <w:r>
+        <w:t xml:space="preserve">    &lt;h2&gt;About&lt;/h2&gt;</w:t>
+      </w:r>
+    </w:p>
+    <w:p>
+      <w:r>
+        <w:t xml:space="preserve">    &lt;p&gt;I’m an environmental management and humanitarian specialist with 10+ years in GIS mapping, environmental impact assessment, and disaster risk reduction. I design surveys, collect and analyze data for both academic and field research, and hold training in Health, Safety &amp; Environment and First Aid. I speak English and 4 Nigerian languages, which supports cross-cultural research.&lt;/p&gt;</w:t>
+      </w:r>
+    </w:p>
+    <w:p>
+      <w:r>
+        <w:t xml:space="preserve">    </w:t>
+      </w:r>
+    </w:p>
+    <w:p>
+      <w:r>
+        <w:t xml:space="preserve">    &lt;p&gt;Outside work I mentor students, read on psychology and counseling, and volunteer with the Nigerian Red Cross on disaster response. I’m comfortable with 45-60 min interviews and enjoy research on education, sustainability, and humanitarian topics.&lt;/p&gt;</w:t>
+      </w:r>
+    </w:p>
+    <w:p>
+      <w:r>
+        <w:t xml:space="preserve">    </w:t>
+      </w:r>
+    </w:p>
+    <w:p>
+      <w:r>
+        <w:t xml:space="preserve">    &lt;h2&gt;Skills&lt;/h2&gt;</w:t>
+      </w:r>
+    </w:p>
+    <w:p>
+      <w:r>
+        <w:t xml:space="preserve">    &lt;div class="skills"&gt;</w:t>
+      </w:r>
+    </w:p>
+    <w:p>
+      <w:r>
+        <w:t xml:space="preserve">      &lt;span class="skill"&gt;GIS Mapping&lt;/span&gt;</w:t>
+      </w:r>
+    </w:p>
+    <w:p>
+      <w:r>
+        <w:t xml:space="preserve">      &lt;span class="skill"&gt;Environmental Impact Assessment&lt;/span&gt;</w:t>
+      </w:r>
+    </w:p>
+    <w:p>
+      <w:r>
+        <w:t xml:space="preserve">      &lt;span class="skill"&gt;Disaster Risk Reduction&lt;/span&gt;</w:t>
+      </w:r>
+    </w:p>
+    <w:p>
+      <w:r>
         <w:lastRenderedPageBreak/>
-        <w:t>&lt;body&gt;</w:t>
-      </w:r>
-    </w:p>
-    <w:p>
-      <w:r>
-        <w:t xml:space="preserve">  &lt;div class="container"&gt;</w:t>
-      </w:r>
-    </w:p>
-    <w:p>
-      <w:r>
-        <w:t xml:space="preserve">    &lt;h1&gt;</w:t>
+        <w:t xml:space="preserve">      &lt;span class="skill"&gt;Survey Design&lt;/span&gt;</w:t>
+      </w:r>
+    </w:p>
+    <w:p>
+      <w:r>
+        <w:t xml:space="preserve">      &lt;span class="skill"&gt;Data Collection &amp; Analysis&lt;/span&gt;</w:t>
+      </w:r>
+    </w:p>
+    <w:p>
+      <w:r>
+        <w:t xml:space="preserve">      &lt;span class="skill"&gt;HSE &amp; First Aid&lt;/span&gt;</w:t>
+      </w:r>
+    </w:p>
+    <w:p>
+      <w:r>
+        <w:t xml:space="preserve">      &lt;span class="skill"&gt;Field Research&lt;/span&gt;</w:t>
+      </w:r>
+    </w:p>
+    <w:p>
+      <w:r>
+        <w:t xml:space="preserve">    &lt;/div&gt;</w:t>
+      </w:r>
+    </w:p>
+    <w:p>
+      <w:r>
+        <w:t xml:space="preserve">    </w:t>
+      </w:r>
+    </w:p>
+    <w:p>
+      <w:r>
+        <w:t xml:space="preserve">    &lt;h2&gt;Languages&lt;/h2&gt;</w:t>
+      </w:r>
+    </w:p>
+    <w:p>
+      <w:r>
+        <w:t xml:space="preserve">    &lt;p&gt;English and 4 Nigerian languages&lt;/p&gt;</w:t>
+      </w:r>
+    </w:p>
+    <w:p>
+      <w:r>
+        <w:t xml:space="preserve">    </w:t>
+      </w:r>
+    </w:p>
+    <w:p>
+      <w:r>
+        <w:t xml:space="preserve">    &lt;div class="contact"&gt;</w:t>
+      </w:r>
+    </w:p>
+    <w:p>
+      <w:r>
+        <w:t xml:space="preserve">      &lt;h2&gt;Contact&lt;/h2&gt;</w:t>
+      </w:r>
+    </w:p>
+    <w:p>
+      <w:r>
+        <w:t xml:space="preserve">      &lt;p&gt;For research participation or collaboration, reach out below:&lt;/p&gt;</w:t>
+      </w:r>
+    </w:p>
+    <w:p>
+      <w:r>
+        <w:t xml:space="preserve">      &lt;a </w:t>
       </w:r>
       <w:proofErr w:type="spellStart"/>
       <w:r>
-        <w:t>Obugheni</w:t>
+        <w:t>href</w:t>
       </w:r>
       <w:proofErr w:type="spellEnd"/>
       <w:r>
+        <w:t>="mailto:ukwomao@gmail.com" class="</w:t>
+      </w:r>
+      <w:proofErr w:type="spellStart"/>
+      <w:r>
+        <w:t>btn</w:t>
+      </w:r>
+      <w:proofErr w:type="spellEnd"/>
+      <w:r>
+        <w:t>"&gt;Email Me&lt;/a&gt;</w:t>
+      </w:r>
+    </w:p>
+    <w:p>
+      <w:r>
+        <w:t xml:space="preserve">      &lt;a </w:t>
+      </w:r>
+      <w:proofErr w:type="spellStart"/>
+      <w:r>
+        <w:t>href</w:t>
+      </w:r>
+      <w:proofErr w:type="spellEnd"/>
+      <w:r>
+        <w:t>="https://www.linkedin.com/in/ukwoma-obugheni-7a7434150" class="</w:t>
+      </w:r>
+      <w:proofErr w:type="spellStart"/>
+      <w:r>
+        <w:t>btn</w:t>
+      </w:r>
+      <w:proofErr w:type="spellEnd"/>
+      <w:r>
         <w:t xml:space="preserve"> </w:t>
       </w:r>
       <w:proofErr w:type="spellStart"/>
       <w:r>
-        <w:t>Polyman</w:t>
+        <w:t>btn-linkedin</w:t>
       </w:r>
       <w:proofErr w:type="spellEnd"/>
       <w:r>
-        <w:t>&lt;/h1&gt;</w:t>
-      </w:r>
-    </w:p>
-    <w:p>
-      <w:r>
-        <w:t xml:space="preserve">    &lt;p class="subtitle"&gt;Environmental Management &amp; Humanitarian Specialist&lt;/p&gt;</w:t>
-      </w:r>
-    </w:p>
-    <w:p>
-      <w:r>
-        <w:t xml:space="preserve">    </w:t>
-      </w:r>
-    </w:p>
-    <w:p>
-      <w:r>
-        <w:t xml:space="preserve">    &lt;h2&gt;About&lt;/h2&gt;</w:t>
-      </w:r>
-    </w:p>
-    <w:p>
-      <w:r>
-        <w:t xml:space="preserve">    &lt;p&gt;I’m an environmental management and humanitarian specialist with 10+ years in GIS mapping, environmental impact assessment, and disaster risk reduction. I design surveys, collect and analyze data for both academic and field research, and hold training in Health, Safety &amp; Environment and First Aid. I speak English and 4 Nigerian languages, which supports cross-cultural research.&lt;/p&gt;</w:t>
-      </w:r>
-    </w:p>
-    <w:p>
-      <w:r>
-        <w:t xml:space="preserve">    </w:t>
-      </w:r>
-    </w:p>
-    <w:p>
-      <w:r>
-        <w:t xml:space="preserve">    &lt;p&gt;Outside work I mentor students, read on psychology and counseling, and volunteer with the Nigerian Red Cross on disaster response. I’m comfortable with 45-60 min interviews and enjoy research on education, sustainability, and humanitarian topics.&lt;/p&gt;</w:t>
-      </w:r>
-    </w:p>
-    <w:p>
-      <w:r>
-        <w:t xml:space="preserve">    </w:t>
-      </w:r>
-    </w:p>
-    <w:p>
-      <w:r>
-        <w:t xml:space="preserve">    &lt;h2&gt;Skills&lt;/h2&gt;</w:t>
-      </w:r>
-    </w:p>
-    <w:p>
-      <w:r>
-        <w:t xml:space="preserve">    &lt;div class="skills"&gt;</w:t>
-      </w:r>
-    </w:p>
-    <w:p>
-      <w:r>
-        <w:t xml:space="preserve">      &lt;span class="skill"&gt;GIS Mapping&lt;/span&gt;</w:t>
-      </w:r>
-    </w:p>
-    <w:p>
-      <w:r>
-        <w:t xml:space="preserve">      &lt;span class="skill"&gt;Environmental Impact Assessment&lt;/span&gt;</w:t>
-      </w:r>
-    </w:p>
-    <w:p>
-      <w:r>
-        <w:t xml:space="preserve">      &lt;span class="skill"&gt;Disaster Risk Reduction&lt;/span&gt;</w:t>
-      </w:r>
-    </w:p>
-    <w:p>
-      <w:r>
-        <w:t xml:space="preserve">      &lt;span class="skill"&gt;Survey Design&lt;/span&gt;</w:t>
-      </w:r>
-    </w:p>
-    <w:p>
-      <w:r>
-        <w:t xml:space="preserve">      &lt;span class="skill"&gt;Data Collection &amp; Analysis&lt;/span&gt;</w:t>
-      </w:r>
-    </w:p>
-    <w:p>
-      <w:r>
-        <w:t xml:space="preserve">      &lt;span class="skill"&gt;HSE &amp; First Aid&lt;/span&gt;</w:t>
-      </w:r>
-    </w:p>
-    <w:p>
-      <w:r>
-        <w:t xml:space="preserve">      &lt;span class="skill"&gt;Field Research&lt;/span&gt;</w:t>
-      </w:r>
-    </w:p>
-    <w:p>
-      <w:r>
-        <w:t xml:space="preserve">    &lt;/div&gt;</w:t>
-      </w:r>
-    </w:p>
-    <w:p>
-      <w:r>
-        <w:t xml:space="preserve">    </w:t>
-      </w:r>
-    </w:p>
-    <w:p>
-      <w:r>
-        <w:t xml:space="preserve">    &lt;h2&gt;Languages&lt;/h2&gt;</w:t>
-      </w:r>
-    </w:p>
-    <w:p>
-      <w:r>
-        <w:lastRenderedPageBreak/>
-        <w:t xml:space="preserve">    &lt;p&gt;English and 4 Nigerian languages&lt;/p&gt;</w:t>
-      </w:r>
-    </w:p>
-    <w:p>
-      <w:r>
-        <w:t xml:space="preserve">    </w:t>
-      </w:r>
-    </w:p>
-    <w:p>
-      <w:r>
-        <w:t xml:space="preserve">    &lt;div class="contact"&gt;</w:t>
-      </w:r>
-    </w:p>
-    <w:p>
-      <w:r>
-        <w:t xml:space="preserve">      &lt;h2&gt;Research Participation&lt;/h2&gt;</w:t>
-      </w:r>
-    </w:p>
-    <w:p>
-      <w:r>
-        <w:t xml:space="preserve">      &lt;p&gt;Available for 45-60 minute interviews on education, sustainability, and humanitarian topics.&lt;/p&gt;</w:t>
+        <w:t>" target="_blank"&gt;LinkedIn&lt;/a&gt;</w:t>
       </w:r>
     </w:p>
     <w:p>
@@ -618,7 +719,7 @@
     </w:p>
     <w:p>
       <w:r>
-        <w:t xml:space="preserve">        If you’d like to reach out for research or collaboration, you can contact me via GitHub or the platform that brought you here.</w:t>
+        <w:t xml:space="preserve">        Available for 45-60 minute interviews on education, sustainability, and humanitarian topics.</w:t>
       </w:r>
     </w:p>
     <w:p>
